--- a/reports/Typing_PD(V5.1)_zh.docx
+++ b/reports/Typing_PD(V5.1)_zh.docx
@@ -5891,6 +5891,9 @@
         </w:rPr>
         <w:t xml:space="preserve">0.80=预设运营审计阈值</w:t>
       </w:r>
+      <w:r>
+        <w:t xml:space="preserve"> Tappy→MIT 与 MIT→Tappy 两颗星在(0 标注,覆盖 1.00)处重合,水平错开仅为可见性。</w:t>
+      </w:r>
     </w:p>
     <w:p>
       <w:pPr>
@@ -6027,7 +6030,7 @@
       <w:r>
         <w:drawing>
           <wp:inline>
-            <wp:extent cx="5334000" cy="2148416"/>
+            <wp:extent cx="5334000" cy="2296583"/>
             <wp:effectExtent b="0" l="0" r="0" t="0"/>
             <wp:docPr descr="图5" title="" id="48" name="Picture"/>
             <a:graphic>
@@ -6088,14 +6091,13 @@
           <w:b/>
           <w:bCs/>
         </w:rPr>
-        <w:t xml:space="preserve">图</w:t>
+        <w:t>图 6. 受控应力测试,Tappy→MIT 方向。 A:仅校准合成标签翻转剂量-反应(理论对齐)。B:训练+校准翻转(部署读法)。C:三臂真实迁移检验——观察表型 vs 患病率重配(池级)、保持患病率翻转及其叠加(训练+校准口径)的 PD/HC 类条件覆盖。阴影带=围绕观察表型的预设 ±5 个百分点实用等价容差,非置信区间</w:t>
       </w:r>
       <w:r>
         <w:rPr>
           <w:b/>
           <w:bCs/>
         </w:rPr>
-        <w:t xml:space="preserve"> 6. </w:t>
       </w:r>
       <w:r>
         <w:rPr>
@@ -6103,14 +6105,12 @@
           <w:b/>
           <w:bCs/>
         </w:rPr>
-        <w:t xml:space="preserve">受控应力测试,Tappy→MIT</w:t>
       </w:r>
       <w:r>
         <w:rPr>
           <w:b/>
           <w:bCs/>
         </w:rPr>
-        <w:t xml:space="preserve"> </w:t>
       </w:r>
       <w:r>
         <w:rPr>
@@ -6118,34 +6118,24 @@
           <w:b/>
           <w:bCs/>
         </w:rPr>
-        <w:t xml:space="preserve">方向。</w:t>
-      </w:r>
-      <w:r>
-        <w:t xml:space="preserve"> </w:t>
-      </w:r>
-      <w:r>
-        <w:rPr>
-          <w:rFonts w:hint="eastAsia"/>
-        </w:rPr>
-        <w:t xml:space="preserve">A:临床源合成标签翻转剂量-反应(左:仅校准,理论对齐;右:训练+校准,部署读法)。B:三臂真实迁移检验——观察表型</w:t>
-      </w:r>
-      <w:r>
-        <w:t xml:space="preserve"> vs </w:t>
-      </w:r>
-      <w:r>
-        <w:rPr>
-          <w:rFonts w:hint="eastAsia"/>
-        </w:rPr>
-        <w:t xml:space="preserve">患病率重配(池级)、保持患病率翻转及其叠加(训练+校准口径)的</w:t>
-      </w:r>
-      <w:r>
-        <w:t xml:space="preserve"> PD/HC </w:t>
-      </w:r>
-      <w:r>
-        <w:rPr>
-          <w:rFonts w:hint="eastAsia"/>
-        </w:rPr>
-        <w:t xml:space="preserve">类条件覆盖。阴影带=围绕观察表型的</w:t>
+      </w:r>
+      <w:r/>
+      <w:r>
+        <w:rPr>
+          <w:rFonts w:hint="eastAsia"/>
+        </w:rPr>
+      </w:r>
+      <w:r/>
+      <w:r>
+        <w:rPr>
+          <w:rFonts w:hint="eastAsia"/>
+        </w:rPr>
+      </w:r>
+      <w:r/>
+      <w:r>
+        <w:rPr>
+          <w:rFonts w:hint="eastAsia"/>
+        </w:rPr>
       </w:r>
       <w:r>
         <w:rPr>
@@ -6153,19 +6143,13 @@
           <w:b/>
           <w:bCs/>
         </w:rPr>
-        <w:t xml:space="preserve">预设</w:t>
-      </w:r>
-      <w:r>
-        <w:t xml:space="preserve"> </w:t>
-      </w:r>
-      <w:r>
-        <w:t xml:space="preserve">±5 </w:t>
-      </w:r>
-      <w:r>
-        <w:rPr>
-          <w:rFonts w:hint="eastAsia"/>
-        </w:rPr>
-        <w:t xml:space="preserve">个百分点实用等价容差,</w:t>
+      </w:r>
+      <w:r/>
+      <w:r/>
+      <w:r>
+        <w:rPr>
+          <w:rFonts w:hint="eastAsia"/>
+        </w:rPr>
       </w:r>
       <w:r>
         <w:rPr>
@@ -6173,7 +6157,6 @@
           <w:b/>
           <w:bCs/>
         </w:rPr>
-        <w:t xml:space="preserve">非置信区间</w:t>
       </w:r>
     </w:p>
     <w:p>
@@ -6183,7 +6166,7 @@
       <w:r>
         <w:drawing>
           <wp:inline>
-            <wp:extent cx="5334000" cy="4148666"/>
+            <wp:extent cx="5334000" cy="6518667"/>
             <wp:effectExtent b="0" l="0" r="0" t="0"/>
             <wp:docPr descr="图6" title="" id="51" name="Picture"/>
             <a:graphic>
